--- a/docs/seguridad.docx
+++ b/docs/seguridad.docx
@@ -2557,7 +2557,7 @@
         <w:pStyle w:val="ListBullet"/>
       </w:pPr>
       <w:r>
-        <w:t>gitleaks: secretos en todo el historial.</w:t>
+        <w:t>gitleaks: secretos en todo el historial, con .gitleaks.toml en la raiz.</w:t>
       </w:r>
     </w:p>
     <w:p>
@@ -4055,7 +4055,63 @@
         <w:pStyle w:val="Heading3"/>
       </w:pPr>
       <w:r>
-        <w:t>8.3 MobSF sobre el APK de release</w:t>
+        <w:t>8.3 Falso positivo de gitleaks</w:t>
+      </w:r>
+    </w:p>
+    <w:p>
+      <w:pPr>
+        <w:jc w:val="both"/>
+      </w:pPr>
+      <w:r>
+        <w:t>En el primer push con los reportes, gitleaks detuvo el pipeline con más de cien hallazgos</w:t>
+      </w:r>
+    </w:p>
+    <w:p>
+      <w:pPr>
+        <w:jc w:val="both"/>
+      </w:pPr>
+      <w:r>
+        <w:t>generic-api-key en reportes/sonar/*-hallazgos.json. Son los identificadores de los hallazgos</w:t>
+      </w:r>
+    </w:p>
+    <w:p>
+      <w:pPr>
+        <w:jc w:val="both"/>
+      </w:pPr>
+      <w:r>
+        <w:t>que exporta SonarQube: cadenas tipo UUID con entropía alta, no credenciales. Se revisó el</w:t>
+      </w:r>
+    </w:p>
+    <w:p>
+      <w:pPr>
+        <w:jc w:val="both"/>
+      </w:pPr>
+      <w:r>
+        <w:t>contenido de reportes/ en busca de tokens JWT, llaves privadas y contraseñas de prueba y no hay</w:t>
+      </w:r>
+    </w:p>
+    <w:p>
+      <w:pPr>
+        <w:jc w:val="both"/>
+      </w:pPr>
+      <w:r>
+        <w:t>ninguno. Se añadió .gitleaks.toml con una excepción acotada a esos dos archivos; el resto del</w:t>
+      </w:r>
+    </w:p>
+    <w:p>
+      <w:pPr>
+        <w:jc w:val="both"/>
+      </w:pPr>
+      <w:r>
+        <w:t>repositorio y del historial se sigue escaneando igual.</w:t>
+      </w:r>
+    </w:p>
+    <w:p>
+      <w:pPr>
+        <w:pStyle w:val="Heading3"/>
+      </w:pPr>
+      <w:r>
+        <w:t>8.4 MobSF sobre el APK de release</w:t>
       </w:r>
     </w:p>
     <w:p>
